--- a/Documentation/Filled_Official_Forms/Niral_Thiruvizha_Pre_Receipt.docx
+++ b/Documentation/Filled_Official_Forms/Niral_Thiruvizha_Pre_Receipt.docx
@@ -225,7 +225,7 @@
                 <w:rFonts w:ascii="Arial" w:hAnsi="Arial"/>
                 <w:sz w:val="17"/>
               </w:rPr>
-              <w:t>814021104028</w:t>
+              <w:t>422623104003</w:t>
             </w:r>
           </w:p>
         </w:tc>
@@ -311,7 +311,7 @@
                 <w:rFonts w:ascii="Arial" w:hAnsi="Arial"/>
                 <w:sz w:val="17"/>
               </w:rPr>
-              <w:t>814021104012</w:t>
+              <w:t>4226231035</w:t>
             </w:r>
           </w:p>
         </w:tc>
@@ -397,7 +397,7 @@
                 <w:rFonts w:ascii="Arial" w:hAnsi="Arial"/>
                 <w:sz w:val="17"/>
               </w:rPr>
-              <w:t>814021104034</w:t>
+              <w:t>4226231048</w:t>
             </w:r>
           </w:p>
         </w:tc>

--- a/Documentation/Filled_Official_Forms/Niral_Thiruvizha_Pre_Receipt.docx
+++ b/Documentation/Filled_Official_Forms/Niral_Thiruvizha_Pre_Receipt.docx
@@ -30,7 +30,7 @@
           <w:rFonts w:ascii="Arial" w:hAnsi="Arial"/>
           <w:sz w:val="20"/>
         </w:rPr>
-        <w:t>NT3-2026-CHE-1042</w:t>
+        <w:t>NMNTSTD42260064</w:t>
       </w:r>
     </w:p>
     <w:p>

--- a/Documentation/Filled_Official_Forms/Niral_Thiruvizha_Pre_Receipt.docx
+++ b/Documentation/Filled_Official_Forms/Niral_Thiruvizha_Pre_Receipt.docx
@@ -466,7 +466,7 @@
           <w:rFonts w:ascii="Arial" w:hAnsi="Arial"/>
           <w:sz w:val="20"/>
         </w:rPr>
-        <w:t>Received a sum of Rs. 15,000/- (Rupees Fifteen Thousand Only) sanctioned by TNSDC under Niral Thiruvizha Scheme through Academic Course director account, Anna University towards the financial assistance for the project details indicated above. Certified further, the same will be transferred to the above student concerned.</w:t>
+        <w:t>Received a sum of Rs. 2,500/- (Rupees Two Thousand Five Hundred Only) sanctioned by TNSDC under Niral Thiruvizha Scheme through Academic Course director account, Anna University towards the financial assistance for the project details indicated above. Certified further, the same will be transferred to the above student concerned.</w:t>
       </w:r>
     </w:p>
     <w:p/>
@@ -653,7 +653,7 @@
           <w:b/>
           <w:sz w:val="21"/>
         </w:rPr>
-        <w:t>Bill Passed for the amount of Rs. 15,000/- (Rupees Fifteen Thousand Only)</w:t>
+        <w:t>Bill Passed for the amount of Rs. 2,500/- (Rupees Two Thousand Five Hundred Only)</w:t>
       </w:r>
     </w:p>
     <w:p>
